--- a/docs/process/Nidan_Commands.docx
+++ b/docs/process/Nidan_Commands.docx
@@ -17,7 +17,7 @@
           <w:i/>
           <w:sz w:val="17"/>
         </w:rPr>
-        <w:t>Nidan · generated from docs/process/COMMANDS.md on 2026-09-14</w:t>
+        <w:t>Nidan · generated from docs/process/COMMANDS.md on 2026-09-21</w:t>
       </w:r>
     </w:p>
     <w:p>

--- a/docs/process/Nidan_Commands.docx
+++ b/docs/process/Nidan_Commands.docx
@@ -17,7 +17,7 @@
           <w:i/>
           <w:sz w:val="17"/>
         </w:rPr>
-        <w:t>Nidan · generated from docs/process/COMMANDS.md on 2026-09-21</w:t>
+        <w:t>Nidan · generated from docs/process/COMMANDS.md on 2026-10-29</w:t>
       </w:r>
     </w:p>
     <w:p>

--- a/docs/process/Nidan_Commands.docx
+++ b/docs/process/Nidan_Commands.docx
@@ -1892,6 +1892,301 @@
         <w:pStyle w:val="Heading3"/>
       </w:pPr>
       <w:r>
+        <w:t>Adding a clinical case</w:t>
+      </w:r>
+    </w:p>
+    <w:p>
+      <w:r>
+        <w:t xml:space="preserve">Author it in </w:t>
+      </w:r>
+      <w:r>
+        <w:rPr>
+          <w:rFonts w:ascii="Consolas" w:hAnsi="Consolas"/>
+          <w:sz w:val="19"/>
+        </w:rPr>
+        <w:t>nidan/domain/content/cases.py</w:t>
+      </w:r>
+      <w:r>
+        <w:t xml:space="preserve"> — both layers, the stub in </w:t>
+      </w:r>
+      <w:r>
+        <w:rPr>
+          <w:rFonts w:ascii="Consolas" w:hAnsi="Consolas"/>
+          <w:sz w:val="19"/>
+        </w:rPr>
+        <w:t>CASES</w:t>
+      </w:r>
+    </w:p>
+    <w:p>
+      <w:r>
+        <w:t xml:space="preserve">and the enrichment in </w:t>
+      </w:r>
+      <w:r>
+        <w:rPr>
+          <w:rFonts w:ascii="Consolas" w:hAnsi="Consolas"/>
+          <w:sz w:val="19"/>
+        </w:rPr>
+        <w:t>CLINICAL_DATA</w:t>
+      </w:r>
+      <w:r>
+        <w:t xml:space="preserve"> — add a </w:t>
+      </w:r>
+      <w:r>
+        <w:rPr>
+          <w:rFonts w:ascii="Consolas" w:hAnsi="Consolas"/>
+          <w:sz w:val="19"/>
+        </w:rPr>
+        <w:t>CASE_SLUGS</w:t>
+      </w:r>
+      <w:r>
+        <w:t xml:space="preserve"> entry, then:</w:t>
+      </w:r>
+    </w:p>
+    <w:p>
+      <w:pPr>
+        <w:spacing w:after="160"/>
+        <w:ind w:left="360"/>
+      </w:pPr>
+      <w:r>
+        <w:rPr>
+          <w:rFonts w:ascii="Consolas" w:hAnsi="Consolas"/>
+          <w:color w:val="222222"/>
+          <w:sz w:val="17"/>
+        </w:rPr>
+        <w:t>pytest tests/test_case_invariants.py -q --no-cov</w:t>
+        <w:br/>
+        <w:t>python scripts/generate_case_migration.py --revision 027 --down-revision 026 --cases case_8</w:t>
+        <w:br/>
+        <w:t>alembic upgrade head</w:t>
+      </w:r>
+    </w:p>
+    <w:p>
+      <w:r>
+        <w:t xml:space="preserve">Invariants first. C-1 … C-9 only see cases that are in </w:t>
+      </w:r>
+      <w:r>
+        <w:rPr>
+          <w:rFonts w:ascii="Consolas" w:hAnsi="Consolas"/>
+          <w:sz w:val="19"/>
+        </w:rPr>
+        <w:t>CASES</w:t>
+      </w:r>
+      <w:r>
+        <w:t>, which is why</w:t>
+      </w:r>
+    </w:p>
+    <w:p>
+      <w:r>
+        <w:t>content is authored there rather than straight into the database — a case</w:t>
+      </w:r>
+    </w:p>
+    <w:p>
+      <w:r>
+        <w:t>written directly as JSON would skip every one of them, C-4 included.</w:t>
+      </w:r>
+    </w:p>
+    <w:p>
+      <w:r>
+        <w:rPr>
+          <w:b/>
+        </w:rPr>
+        <w:t>A new case is a new revision.</w:t>
+      </w:r>
+      <w:r>
+        <w:t xml:space="preserve"> Never regenerate 019 or 026: the file would</w:t>
+      </w:r>
+    </w:p>
+    <w:p>
+      <w:r>
+        <w:t>still look generated and still import cleanly, and no database that already ran</w:t>
+      </w:r>
+    </w:p>
+    <w:p>
+      <w:r>
+        <w:t xml:space="preserve">them would ever see the change. The script refuses without </w:t>
+      </w:r>
+      <w:r>
+        <w:rPr>
+          <w:rFonts w:ascii="Consolas" w:hAnsi="Consolas"/>
+          <w:sz w:val="19"/>
+        </w:rPr>
+        <w:t>--force</w:t>
+      </w:r>
+      <w:r>
+        <w:t>.</w:t>
+      </w:r>
+    </w:p>
+    <w:p>
+      <w:r>
+        <w:t xml:space="preserve">Cases 8-10 additionally need new </w:t>
+      </w:r>
+      <w:r>
+        <w:rPr>
+          <w:rFonts w:ascii="Consolas" w:hAnsi="Consolas"/>
+          <w:sz w:val="19"/>
+        </w:rPr>
+        <w:t>topic_lexicon</w:t>
+      </w:r>
+      <w:r>
+        <w:t xml:space="preserve"> entries, and T-044 (the</w:t>
+      </w:r>
+    </w:p>
+    <w:p>
+      <w:r>
+        <w:t>lexicon editor) does not exist yet — so each one is a seed migration as well.</w:t>
+      </w:r>
+    </w:p>
+    <w:p>
+      <w:pPr>
+        <w:pStyle w:val="Heading3"/>
+      </w:pPr>
+      <w:r>
+        <w:t>Giving someone the reviewer or admin role</w:t>
+      </w:r>
+    </w:p>
+    <w:p>
+      <w:pPr>
+        <w:spacing w:after="160"/>
+        <w:ind w:left="360"/>
+      </w:pPr>
+      <w:r>
+        <w:rPr>
+          <w:rFonts w:ascii="Consolas" w:hAnsi="Consolas"/>
+          <w:color w:val="222222"/>
+          <w:sz w:val="17"/>
+        </w:rPr>
+        <w:t>python scripts/provision_reviewer.py --uid &lt;supabase-user-uid&gt; \</w:t>
+        <w:br/>
+        <w:t xml:space="preserve">  --name "Dr Asha Nair" --timezone Asia/Kolkata --by &lt;your-admin-uid&gt;</w:t>
+      </w:r>
+    </w:p>
+    <w:p>
+      <w:r>
+        <w:t xml:space="preserve">Add </w:t>
+      </w:r>
+      <w:r>
+        <w:rPr>
+          <w:rFonts w:ascii="Consolas" w:hAnsi="Consolas"/>
+          <w:sz w:val="19"/>
+        </w:rPr>
+        <w:t>--dry-run</w:t>
+      </w:r>
+      <w:r>
+        <w:t xml:space="preserve"> to see what it would do. The full procedure — creating the</w:t>
+      </w:r>
+    </w:p>
+    <w:p>
+      <w:r>
+        <w:t>account, assigning a case, checking it worked — is</w:t>
+      </w:r>
+    </w:p>
+    <w:p>
+      <w:r>
+        <w:rPr>
+          <w:rFonts w:ascii="Consolas" w:hAnsi="Consolas"/>
+          <w:sz w:val="19"/>
+        </w:rPr>
+        <w:t>docs/process/REVIEWER_ONBOARDING.md</w:t>
+      </w:r>
+      <w:r>
+        <w:t>.</w:t>
+      </w:r>
+    </w:p>
+    <w:p>
+      <w:r>
+        <w:t xml:space="preserve">It replaces the two-statement </w:t>
+      </w:r>
+      <w:r>
+        <w:rPr>
+          <w:rFonts w:ascii="Consolas" w:hAnsi="Consolas"/>
+          <w:sz w:val="19"/>
+        </w:rPr>
+        <w:t>psql</w:t>
+      </w:r>
+      <w:r>
+        <w:t xml:space="preserve"> in </w:t>
+      </w:r>
+      <w:r>
+        <w:rPr>
+          <w:rFonts w:ascii="Consolas" w:hAnsi="Consolas"/>
+          <w:sz w:val="19"/>
+        </w:rPr>
+        <w:t>LOCAL_ADMIN_ACCESS.md</w:t>
+      </w:r>
+      <w:r>
+        <w:t xml:space="preserve"> §3, which is</w:t>
+      </w:r>
+    </w:p>
+    <w:p>
+      <w:r>
+        <w:t>fine for granting yourself admin on a laptop and wrong for onboarding a person:</w:t>
+      </w:r>
+    </w:p>
+    <w:p>
+      <w:r>
+        <w:t xml:space="preserve">that one writes to </w:t>
+      </w:r>
+      <w:r>
+        <w:rPr>
+          <w:rFonts w:ascii="Consolas" w:hAnsi="Consolas"/>
+          <w:sz w:val="19"/>
+        </w:rPr>
+        <w:t>auth.users</w:t>
+      </w:r>
+      <w:r>
+        <w:t xml:space="preserve"> (Supabase's table, not ours), changes an</w:t>
+      </w:r>
+    </w:p>
+    <w:p>
+      <w:r>
+        <w:t>existing account's privilege without saying so, and records nothing. This</w:t>
+      </w:r>
+    </w:p>
+    <w:p>
+      <w:r>
+        <w:t xml:space="preserve">refuses all three and writes an </w:t>
+      </w:r>
+      <w:r>
+        <w:rPr>
+          <w:rFonts w:ascii="Consolas" w:hAnsi="Consolas"/>
+          <w:sz w:val="19"/>
+        </w:rPr>
+        <w:t>audit_log</w:t>
+      </w:r>
+      <w:r>
+        <w:t xml:space="preserve"> row.</w:t>
+      </w:r>
+    </w:p>
+    <w:p>
+      <w:r>
+        <w:t xml:space="preserve">On a laptop there is no identity provider, so </w:t>
+      </w:r>
+      <w:r>
+        <w:rPr>
+          <w:rFonts w:ascii="Consolas" w:hAnsi="Consolas"/>
+          <w:sz w:val="19"/>
+        </w:rPr>
+        <w:t>--create-auth-user</w:t>
+      </w:r>
+      <w:r>
+        <w:t xml:space="preserve"> inserts the</w:t>
+      </w:r>
+    </w:p>
+    <w:p>
+      <w:r>
+        <w:t>stub row as well. It refuses to do that unless it can prove the table is the</w:t>
+      </w:r>
+    </w:p>
+    <w:p>
+      <w:r>
+        <w:t>three-column stub from migration 001.</w:t>
+      </w:r>
+    </w:p>
+    <w:p>
+      <w:pPr>
+        <w:pStyle w:val="Heading3"/>
+      </w:pPr>
+      <w:r>
         <w:t>Reading data as the application sees it</w:t>
       </w:r>
     </w:p>
@@ -2655,6 +2950,235 @@
     <w:p>
       <w:r>
         <w:t>correctly.</w:t>
+      </w:r>
+    </w:p>
+    <w:p>
+      <w:r>
+        <w:t>Three real examples, all from writing cases 6 and 7 in October 2026:</w:t>
+      </w:r>
+    </w:p>
+    <w:tbl>
+      <w:tblPr>
+        <w:tblStyle w:val="LightGrid-Accent1"/>
+        <w:tblW w:type="auto" w:w="0"/>
+        <w:tblLook w:firstColumn="1" w:firstRow="1" w:lastColumn="0" w:lastRow="0" w:noHBand="0" w:noVBand="1" w:val="04A0"/>
+      </w:tblPr>
+      <w:tblGrid>
+        <w:gridCol w:w="2880"/>
+        <w:gridCol w:w="2880"/>
+        <w:gridCol w:w="2880"/>
+      </w:tblGrid>
+      <w:tr>
+        <w:tc>
+          <w:tcPr>
+            <w:tcW w:type="dxa" w:w="2880"/>
+          </w:tcPr>
+          <w:p>
+            <w:r>
+              <w:rPr>
+                <w:b/>
+              </w:rPr>
+              <w:t>Broke</w:t>
+            </w:r>
+          </w:p>
+        </w:tc>
+        <w:tc>
+          <w:tcPr>
+            <w:tcW w:type="dxa" w:w="2880"/>
+          </w:tcPr>
+          <w:p>
+            <w:r>
+              <w:rPr>
+                <w:b/>
+              </w:rPr>
+              <w:t>Why</w:t>
+            </w:r>
+          </w:p>
+        </w:tc>
+        <w:tc>
+          <w:tcPr>
+            <w:tcW w:type="dxa" w:w="2880"/>
+          </w:tcPr>
+          <w:p>
+            <w:r>
+              <w:rPr>
+                <w:b/>
+              </w:rPr>
+              <w:t>Fix</w:t>
+            </w:r>
+          </w:p>
+        </w:tc>
+      </w:tr>
+      <w:tr>
+        <w:tc>
+          <w:tcPr>
+            <w:tcW w:type="dxa" w:w="2880"/>
+          </w:tcPr>
+          <w:p>
+            <w:r>
+              <w:t xml:space="preserve">anchor </w:t>
+            </w:r>
+            <w:r>
+              <w:rPr>
+                <w:rFonts w:ascii="Consolas" w:hAnsi="Consolas"/>
+                <w:sz w:val="19"/>
+              </w:rPr>
+              <w:t>tension</w:t>
+            </w:r>
+          </w:p>
+        </w:tc>
+        <w:tc>
+          <w:tcPr>
+            <w:tcW w:type="dxa" w:w="2880"/>
+          </w:tcPr>
+          <w:p>
+            <w:r>
+              <w:t xml:space="preserve">inside </w:t>
+            </w:r>
+            <w:r>
+              <w:rPr>
+                <w:rFonts w:ascii="Consolas" w:hAnsi="Consolas"/>
+                <w:sz w:val="19"/>
+              </w:rPr>
+              <w:t>hyperTENSION</w:t>
+            </w:r>
+            <w:r>
+              <w:t>, which is the clue</w:t>
+            </w:r>
+          </w:p>
+        </w:tc>
+        <w:tc>
+          <w:tcPr>
+            <w:tcW w:type="dxa" w:w="2880"/>
+          </w:tcPr>
+          <w:p>
+            <w:r>
+              <w:rPr>
+                <w:rFonts w:ascii="Consolas" w:hAnsi="Consolas"/>
+                <w:sz w:val="19"/>
+              </w:rPr>
+              <w:t>tension headache</w:t>
+            </w:r>
+          </w:p>
+        </w:tc>
+      </w:tr>
+      <w:tr>
+        <w:tc>
+          <w:tcPr>
+            <w:tcW w:type="dxa" w:w="2880"/>
+          </w:tcPr>
+          <w:p>
+            <w:r>
+              <w:t xml:space="preserve">anchor </w:t>
+            </w:r>
+            <w:r>
+              <w:rPr>
+                <w:rFonts w:ascii="Consolas" w:hAnsi="Consolas"/>
+                <w:sz w:val="19"/>
+              </w:rPr>
+              <w:t>fever</w:t>
+            </w:r>
+          </w:p>
+        </w:tc>
+        <w:tc>
+          <w:tcPr>
+            <w:tcW w:type="dxa" w:w="2880"/>
+          </w:tcPr>
+          <w:p>
+            <w:r>
+              <w:t xml:space="preserve">the clue is the </w:t>
+            </w:r>
+            <w:r>
+              <w:rPr>
+                <w:i/>
+              </w:rPr>
+              <w:t>absence</w:t>
+            </w:r>
+            <w:r>
+              <w:t xml:space="preserve"> of fever; it is the single most discriminating question in the case</w:t>
+            </w:r>
+          </w:p>
+        </w:tc>
+        <w:tc>
+          <w:tcPr>
+            <w:tcW w:type="dxa" w:w="2880"/>
+          </w:tcPr>
+          <w:p>
+            <w:r>
+              <w:t>removed from the anchor list</w:t>
+            </w:r>
+          </w:p>
+        </w:tc>
+      </w:tr>
+      <w:tr>
+        <w:tc>
+          <w:tcPr>
+            <w:tcW w:type="dxa" w:w="2880"/>
+          </w:tcPr>
+          <w:p>
+            <w:r>
+              <w:t xml:space="preserve">anchor </w:t>
+            </w:r>
+            <w:r>
+              <w:rPr>
+                <w:rFonts w:ascii="Consolas" w:hAnsi="Consolas"/>
+                <w:sz w:val="19"/>
+              </w:rPr>
+              <w:t>cold</w:t>
+            </w:r>
+          </w:p>
+        </w:tc>
+        <w:tc>
+          <w:tcPr>
+            <w:tcW w:type="dxa" w:w="2880"/>
+          </w:tcPr>
+          <w:p>
+            <w:r>
+              <w:t xml:space="preserve">inside </w:t>
+            </w:r>
+            <w:r>
+              <w:rPr>
+                <w:rFonts w:ascii="Consolas" w:hAnsi="Consolas"/>
+                <w:sz w:val="19"/>
+              </w:rPr>
+              <w:t>cold air</w:t>
+            </w:r>
+            <w:r>
+              <w:t xml:space="preserve"> and </w:t>
+            </w:r>
+            <w:r>
+              <w:rPr>
+                <w:rFonts w:ascii="Consolas" w:hAnsi="Consolas"/>
+                <w:sz w:val="19"/>
+              </w:rPr>
+              <w:t>cold weather</w:t>
+            </w:r>
+          </w:p>
+        </w:tc>
+        <w:tc>
+          <w:tcPr>
+            <w:tcW w:type="dxa" w:w="2880"/>
+          </w:tcPr>
+          <w:p>
+            <w:r>
+              <w:rPr>
+                <w:rFonts w:ascii="Consolas" w:hAnsi="Consolas"/>
+                <w:sz w:val="19"/>
+              </w:rPr>
+              <w:t>common cold</w:t>
+            </w:r>
+          </w:p>
+        </w:tc>
+      </w:tr>
+    </w:tbl>
+    <w:p>
+      <w:r>
+        <w:t>Each would have scored the question that solves the case as evidence of</w:t>
+      </w:r>
+    </w:p>
+    <w:p>
+      <w:r>
+        <w:t>fixating on the trap.</w:t>
       </w:r>
     </w:p>
     <w:p/>

--- a/docs/process/Nidan_Commands.docx
+++ b/docs/process/Nidan_Commands.docx
@@ -2017,23 +2017,134 @@
       </w:r>
     </w:p>
     <w:p>
-      <w:r>
-        <w:t xml:space="preserve">Cases 8-10 additionally need new </w:t>
+      <w:pPr>
+        <w:pStyle w:val="Heading3"/>
+      </w:pPr>
+      <w:r>
+        <w:t>Adding a topic to the lexicon</w:t>
+      </w:r>
+    </w:p>
+    <w:p>
+      <w:r>
+        <w:t>Every case from 10 onwards needs new topics: cases 6 and 7 used the last of the</w:t>
+      </w:r>
+    </w:p>
+    <w:p>
+      <w:r>
+        <w:t xml:space="preserve">40 that migration 017 seeded. Add them to </w:t>
       </w:r>
       <w:r>
         <w:rPr>
           <w:rFonts w:ascii="Consolas" w:hAnsi="Consolas"/>
           <w:sz w:val="19"/>
         </w:rPr>
-        <w:t>topic_lexicon</w:t>
-      </w:r>
-      <w:r>
-        <w:t xml:space="preserve"> entries, and T-044 (the</w:t>
+        <w:t>TOPIC_KEYWORDS</w:t>
+      </w:r>
+      <w:r>
+        <w:t xml:space="preserve"> in</w:t>
       </w:r>
     </w:p>
     <w:p>
       <w:r>
-        <w:t>lexicon editor) does not exist yet — so each one is a seed migration as well.</w:t>
+        <w:rPr>
+          <w:rFonts w:ascii="Consolas" w:hAnsi="Consolas"/>
+          <w:sz w:val="19"/>
+        </w:rPr>
+        <w:t>nidan/domain/assessment/topics.py</w:t>
+      </w:r>
+      <w:r>
+        <w:t>, then:</w:t>
+      </w:r>
+    </w:p>
+    <w:p>
+      <w:pPr>
+        <w:spacing w:after="160"/>
+        <w:ind w:left="360"/>
+      </w:pPr>
+      <w:r>
+        <w:rPr>
+          <w:rFonts w:ascii="Consolas" w:hAnsi="Consolas"/>
+          <w:color w:val="222222"/>
+          <w:sz w:val="17"/>
+        </w:rPr>
+        <w:t>python scripts/generate_seed_migration.py --revision 029 --down-revision 028 \</w:t>
+        <w:br/>
+        <w:t xml:space="preserve">  --name seed_topics_&lt;what&gt; --topics topic_one,topic_two</w:t>
+        <w:br/>
+        <w:t>alembic upgrade head</w:t>
+      </w:r>
+    </w:p>
+    <w:p>
+      <w:r>
+        <w:t xml:space="preserve">The generated downgrade deletes </w:t>
+      </w:r>
+      <w:r>
+        <w:rPr>
+          <w:b/>
+        </w:rPr>
+        <w:t>only the topics it added</w:t>
+      </w:r>
+      <w:r>
+        <w:t>. A table-wide</w:t>
+      </w:r>
+    </w:p>
+    <w:p>
+      <w:r>
+        <w:rPr>
+          <w:rFonts w:ascii="Consolas" w:hAnsi="Consolas"/>
+          <w:sz w:val="19"/>
+        </w:rPr>
+        <w:t>DELETE FROM topic_lexicon</w:t>
+      </w:r>
+      <w:r>
+        <w:t xml:space="preserve"> — which is what migration 017's downgrade does, and</w:t>
+      </w:r>
+    </w:p>
+    <w:p>
+      <w:r>
+        <w:t>can afford to, because it seeded everything there was — would take the other 40</w:t>
+      </w:r>
+    </w:p>
+    <w:p>
+      <w:r>
+        <w:t>with it, and nothing would fail at the time. Coverage scoring would just</w:t>
+      </w:r>
+    </w:p>
+    <w:p>
+      <w:r>
+        <w:t>silently credit nothing.</w:t>
+      </w:r>
+    </w:p>
+    <w:p>
+      <w:r>
+        <w:rPr>
+          <w:rFonts w:ascii="Consolas" w:hAnsi="Consolas"/>
+          <w:sz w:val="19"/>
+        </w:rPr>
+        <w:t>tests/db/test_seed.py</w:t>
+      </w:r>
+      <w:r>
+        <w:t xml:space="preserve"> compares the database against </w:t>
+      </w:r>
+      <w:r>
+        <w:rPr>
+          <w:rFonts w:ascii="Consolas" w:hAnsi="Consolas"/>
+          <w:sz w:val="19"/>
+        </w:rPr>
+        <w:t>TOPIC_KEYWORDS</w:t>
+      </w:r>
+      <w:r>
+        <w:t>, so a</w:t>
+      </w:r>
+    </w:p>
+    <w:p>
+      <w:r>
+        <w:t>topic added to the code with no migration fails there and nowhere else.</w:t>
+      </w:r>
+    </w:p>
+    <w:p>
+      <w:r>
+        <w:t>T-044 is the screen that would replace all of this. It is Phase 4.</w:t>
       </w:r>
     </w:p>
     <w:p>
